--- a/HR Documents/Employee Contract Renewal Assessment Form Word.docx
+++ b/HR Documents/Employee Contract Renewal Assessment Form Word.docx
@@ -2,89 +2,96 @@
 <file path=word/document.xml><?xml version="1.0" encoding="utf-8"?>
 <w:document xmlns:wpc="http://schemas.microsoft.com/office/word/2010/wordprocessingCanvas" xmlns:mc="http://schemas.openxmlformats.org/markup-compatibility/2006" xmlns:o="urn:schemas-microsoft-com:office:office" xmlns:r="http://schemas.openxmlformats.org/officeDocument/2006/relationships" xmlns:m="http://schemas.openxmlformats.org/officeDocument/2006/math" xmlns:v="urn:schemas-microsoft-com:vml" xmlns:wp14="http://schemas.microsoft.com/office/word/2010/wordprocessingDrawing" xmlns:wp="http://schemas.openxmlformats.org/drawingml/2006/wordprocessingDrawing" xmlns:w10="urn:schemas-microsoft-com:office:word" xmlns:w="http://schemas.openxmlformats.org/wordprocessingml/2006/main" xmlns:w14="http://schemas.microsoft.com/office/word/2010/wordml" xmlns:wpg="http://schemas.microsoft.com/office/word/2010/wordprocessingGroup" xmlns:wpi="http://schemas.microsoft.com/office/word/2010/wordprocessingInk" xmlns:wne="http://schemas.microsoft.com/office/word/2006/wordml" xmlns:wps="http://schemas.microsoft.com/office/word/2010/wordprocessingShape" mc:Ignorable="w14 wp14">
   <w:body>
-    <w:p>
-      <w:pPr>
-        <w:jc w:val="center"/>
-        <w:rPr>
-          <w:b/>
-          <w:bCs/>
-          <w:color w:val="006666"/>
-          <w:sz w:val="24"/>
-          <w:szCs w:val="28"/>
-          <w:u w:val="single"/>
-        </w:rPr>
-      </w:pPr>
-      <w:r>
-        <w:rPr>
-          <w:b/>
-          <w:bCs/>
-          <w:color w:val="006666"/>
-          <w:sz w:val="24"/>
-          <w:szCs w:val="28"/>
-          <w:u w:val="single"/>
-        </w:rPr>
-        <w:t xml:space="preserve">EMPLOYEE </w:t>
-      </w:r>
-      <w:r>
-        <w:rPr>
-          <w:b/>
-          <w:bCs/>
-          <w:color w:val="006666"/>
-          <w:sz w:val="24"/>
-          <w:szCs w:val="28"/>
-          <w:u w:val="single"/>
-        </w:rPr>
-        <w:t>CONTRACT RENEWAL ASSESSMENT</w:t>
-      </w:r>
-      <w:bookmarkStart w:id="0" w:name="_GoBack"/>
-      <w:bookmarkEnd w:id="0"/>
-    </w:p>
-    <w:p>
-      <w:pPr>
-        <w:jc w:val="center"/>
-        <w:rPr>
-          <w:b/>
-          <w:bCs/>
-          <w:i/>
-          <w:sz w:val="20"/>
-          <w:szCs w:val="18"/>
-          <w:u w:val="single"/>
-        </w:rPr>
-      </w:pPr>
-      <w:r>
-        <w:rPr>
-          <w:b/>
-          <w:bCs/>
-          <w:i/>
-          <w:sz w:val="20"/>
-          <w:szCs w:val="18"/>
-          <w:u w:val="single"/>
-        </w:rPr>
-        <w:t>To be filled by</w:t>
-      </w:r>
-      <w:r>
-        <w:rPr>
-          <w:b/>
-          <w:bCs/>
-          <w:i/>
-          <w:sz w:val="20"/>
-          <w:szCs w:val="18"/>
-          <w:u w:val="single"/>
-        </w:rPr>
-        <w:t xml:space="preserve"> supervisor</w:t>
-      </w:r>
-      <w:r>
-        <w:rPr>
-          <w:b/>
-          <w:bCs/>
-          <w:i/>
-          <w:sz w:val="20"/>
-          <w:szCs w:val="18"/>
-          <w:u w:val="single"/>
-        </w:rPr>
-        <w:t>:</w:t>
-      </w:r>
-    </w:p>
+    <w:tbl>
+      <w:tblPr>
+        <w:tblW w:type="auto" w:w="0"/>
+        <w:tblLayout w:type="fixed"/>
+        <w:tblLook w:firstColumn="1" w:firstRow="1" w:lastColumn="0" w:lastRow="0" w:noHBand="0" w:noVBand="1" w:val="04A0"/>
+      </w:tblPr>
+      <w:tblGrid>
+        <w:gridCol w:w="4513"/>
+        <w:gridCol w:w="4513"/>
+      </w:tblGrid>
+      <w:tr>
+        <w:trPr>
+          <w:trHeight w:val="240" w:hRule="atLeast"/>
+        </w:trPr>
+        <w:tc>
+          <w:tcPr>
+            <w:tcW w:type="dxa" w:w="7654"/>
+            <w:tcMar>
+              <w:top w:w="60" w:type="dxa"/>
+              <w:bottom w:w="0" w:type="dxa"/>
+            </w:tcMar>
+          </w:tcPr>
+          <w:p>
+            <w:pPr>
+              <w:keepLines/>
+              <w:spacing w:after="0"/>
+              <w:jc w:val="left"/>
+            </w:pPr>
+            <w:r/>
+            <w:r>
+              <w:rPr>
+                <w:rFonts w:ascii="Calibri" w:hAnsi="Calibri"/>
+                <w:b/>
+                <w:sz w:val="40"/>
+              </w:rPr>
+              <w:t>Employee Contract Renewal Assessment Form</w:t>
+            </w:r>
+          </w:p>
+        </w:tc>
+        <w:tc>
+          <w:tcPr>
+            <w:tcW w:type="dxa" w:w="1984"/>
+            <w:tcMar>
+              <w:top w:w="60" w:type="dxa"/>
+              <w:bottom w:w="0" w:type="dxa"/>
+            </w:tcMar>
+          </w:tcPr>
+          <w:p>
+            <w:pPr>
+              <w:spacing w:after="0"/>
+              <w:jc w:val="right"/>
+            </w:pPr>
+            <w:r>
+              <w:drawing>
+                <wp:inline xmlns:a="http://schemas.openxmlformats.org/drawingml/2006/main" xmlns:pic="http://schemas.openxmlformats.org/drawingml/2006/picture">
+                  <wp:extent cx="648000" cy="609405"/>
+                  <wp:docPr id="1" name="Picture 1"/>
+                  <wp:cNvGraphicFramePr>
+                    <a:graphicFrameLocks noChangeAspect="1"/>
+                  </wp:cNvGraphicFramePr>
+                  <a:graphic>
+                    <a:graphicData uri="http://schemas.openxmlformats.org/drawingml/2006/picture">
+                      <pic:pic>
+                        <pic:nvPicPr>
+                          <pic:cNvPr id="0" name="image.png"/>
+                          <pic:cNvPicPr/>
+                        </pic:nvPicPr>
+                        <pic:blipFill>
+                          <a:blip r:embed="rId13"/>
+                          <a:stretch>
+                            <a:fillRect/>
+                          </a:stretch>
+                        </pic:blipFill>
+                        <pic:spPr>
+                          <a:xfrm>
+                            <a:off x="0" y="0"/>
+                            <a:ext cx="648000" cy="609405"/>
+                          </a:xfrm>
+                          <a:prstGeom prst="rect"/>
+                        </pic:spPr>
+                      </pic:pic>
+                    </a:graphicData>
+                  </a:graphic>
+                </wp:inline>
+              </w:drawing>
+            </w:r>
+          </w:p>
+        </w:tc>
+      </w:tr>
+    </w:tbl>
     <w:tbl>
       <w:tblPr>
         <w:tblStyle w:val="TableGrid"/>
@@ -314,76 +321,6 @@
         </w:tc>
       </w:tr>
     </w:tbl>
-    <w:p>
-      <w:pPr>
-        <w:jc w:val="center"/>
-        <w:rPr>
-          <w:b/>
-          <w:bCs/>
-          <w:i/>
-          <w:sz w:val="2"/>
-          <w:szCs w:val="18"/>
-          <w:u w:val="single"/>
-        </w:rPr>
-      </w:pPr>
-    </w:p>
-    <w:p>
-      <w:pPr>
-        <w:jc w:val="center"/>
-        <w:rPr>
-          <w:b/>
-          <w:bCs/>
-          <w:i/>
-          <w:sz w:val="20"/>
-          <w:szCs w:val="18"/>
-          <w:u w:val="single"/>
-        </w:rPr>
-      </w:pPr>
-      <w:r>
-        <w:rPr>
-          <w:b/>
-          <w:bCs/>
-          <w:i/>
-          <w:sz w:val="20"/>
-          <w:szCs w:val="18"/>
-          <w:u w:val="single"/>
-        </w:rPr>
-        <w:t xml:space="preserve">To be filled by the </w:t>
-      </w:r>
-      <w:r>
-        <w:rPr>
-          <w:b/>
-          <w:bCs/>
-          <w:i/>
-          <w:sz w:val="20"/>
-          <w:szCs w:val="18"/>
-          <w:u w:val="single"/>
-        </w:rPr>
-        <w:t xml:space="preserve">Performance </w:t>
-      </w:r>
-      <w:r>
-        <w:rPr>
-          <w:b/>
-          <w:bCs/>
-          <w:i/>
-          <w:sz w:val="20"/>
-          <w:szCs w:val="18"/>
-          <w:u w:val="single"/>
-        </w:rPr>
-        <w:t>Evaluator</w:t>
-      </w:r>
-      <w:r>
-        <w:rPr>
-          <w:b/>
-          <w:bCs/>
-          <w:i/>
-          <w:sz w:val="20"/>
-          <w:szCs w:val="18"/>
-          <w:u w:val="single"/>
-        </w:rPr>
-        <w:t>:</w:t>
-      </w:r>
-    </w:p>
     <w:tbl>
       <w:tblPr>
         <w:tblStyle w:val="TableGrid"/>
@@ -3057,7 +2994,6 @@
         </w:tc>
       </w:tr>
     </w:tbl>
-    <w:p/>
     <w:sectPr>
       <w:headerReference w:type="default" r:id="rId9"/>
       <w:footerReference w:type="default" r:id="rId10"/>

--- a/HR Documents/Employee Contract Renewal Assessment Form Word.docx
+++ b/HR Documents/Employee Contract Renewal Assessment Form Word.docx
@@ -131,9 +131,9 @@
             <w:tcW w:w="3567" w:type="dxa"/>
           </w:tcPr>
           <w:p>
-            <w:pPr>
-              <w:pStyle w:val="NoSpacing"/>
-            </w:pPr>
+            <w:r>
+              <w:t>{{ employee_name }}</w:t>
+            </w:r>
           </w:p>
         </w:tc>
         <w:tc>
@@ -155,9 +155,9 @@
             <w:tcW w:w="2020" w:type="dxa"/>
           </w:tcPr>
           <w:p>
-            <w:pPr>
-              <w:pStyle w:val="NoSpacing"/>
-            </w:pPr>
+            <w:r>
+              <w:t>{{ date_of_evaluation }}</w:t>
+            </w:r>
           </w:p>
         </w:tc>
       </w:tr>
@@ -184,9 +184,9 @@
             <w:tcW w:w="3567" w:type="dxa"/>
           </w:tcPr>
           <w:p>
-            <w:pPr>
-              <w:pStyle w:val="NoSpacing"/>
-            </w:pPr>
+            <w:r>
+              <w:t>{{ employee_id }}</w:t>
+            </w:r>
           </w:p>
         </w:tc>
         <w:tc>
@@ -208,9 +208,9 @@
             <w:tcW w:w="2020" w:type="dxa"/>
           </w:tcPr>
           <w:p>
-            <w:pPr>
-              <w:pStyle w:val="NoSpacing"/>
-            </w:pPr>
+            <w:r>
+              <w:t>{{ date_of_joining }}</w:t>
+            </w:r>
           </w:p>
         </w:tc>
       </w:tr>
@@ -237,9 +237,9 @@
             <w:tcW w:w="3567" w:type="dxa"/>
           </w:tcPr>
           <w:p>
-            <w:pPr>
-              <w:pStyle w:val="NoSpacing"/>
-            </w:pPr>
+            <w:r>
+              <w:t>{{ department }}</w:t>
+            </w:r>
           </w:p>
         </w:tc>
         <w:tc>
@@ -261,9 +261,9 @@
             <w:tcW w:w="2020" w:type="dxa"/>
           </w:tcPr>
           <w:p>
-            <w:pPr>
-              <w:pStyle w:val="NoSpacing"/>
-            </w:pPr>
+            <w:r>
+              <w:t>{{ contract_end_date }}</w:t>
+            </w:r>
           </w:p>
         </w:tc>
       </w:tr>
@@ -290,9 +290,9 @@
             <w:tcW w:w="3567" w:type="dxa"/>
           </w:tcPr>
           <w:p>
-            <w:pPr>
-              <w:pStyle w:val="NoSpacing"/>
-            </w:pPr>
+            <w:r>
+              <w:t>{{ evaluation_by }}</w:t>
+            </w:r>
           </w:p>
         </w:tc>
         <w:tc>
@@ -314,9 +314,9 @@
             <w:tcW w:w="2020" w:type="dxa"/>
           </w:tcPr>
           <w:p>
-            <w:pPr>
-              <w:pStyle w:val="NoSpacing"/>
-            </w:pPr>
+            <w:r>
+              <w:t>{{ designation }}</w:t>
+            </w:r>
           </w:p>
         </w:tc>
       </w:tr>
@@ -2621,22 +2621,8 @@
             <w:vAlign w:val="center"/>
           </w:tcPr>
           <w:p>
-            <w:pPr>
-              <w:pStyle w:val="NoSpacing"/>
-              <w:spacing w:line="276" w:lineRule="auto"/>
-              <w:rPr>
-                <w:rFonts w:ascii="Times New Roman" w:eastAsia="Times New Roman" w:hAnsi="Times New Roman" w:cs="Times New Roman"/>
-                <w:sz w:val="20"/>
-                <w:szCs w:val="20"/>
-              </w:rPr>
-            </w:pPr>
-            <w:r>
-              <w:rPr>
-                <w:rFonts w:ascii="Times New Roman" w:eastAsia="Times New Roman" w:hAnsi="Times New Roman" w:cs="Times New Roman"/>
-                <w:sz w:val="20"/>
-                <w:szCs w:val="20"/>
-              </w:rPr>
-              <w:t>Strength:</w:t>
+            <w:r>
+              <w:t>{{ strength }}</w:t>
             </w:r>
           </w:p>
         </w:tc>
@@ -2718,31 +2704,8 @@
             <w:shd w:val="clear" w:color="auto" w:fill="FFF2CC" w:themeFill="accent4" w:themeFillTint="33"/>
           </w:tcPr>
           <w:p>
-            <w:pPr>
-              <w:pStyle w:val="NoSpacing"/>
-              <w:jc w:val="right"/>
-              <w:rPr>
-                <w:b/>
-                <w:bCs/>
-              </w:rPr>
-            </w:pPr>
-            <w:r>
-              <w:rPr>
-                <w:b/>
-                <w:bCs/>
-                <w:sz w:val="20"/>
-                <w:szCs w:val="20"/>
-              </w:rPr>
-              <w:t>OVERALL SCORE</w:t>
-            </w:r>
-            <w:r>
-              <w:rPr>
-                <w:b/>
-                <w:bCs/>
-                <w:sz w:val="20"/>
-                <w:szCs w:val="20"/>
-              </w:rPr>
-              <w:t>:</w:t>
+            <w:r>
+              <w:t>{{ overall_score }}</w:t>
             </w:r>
           </w:p>
         </w:tc>
@@ -2770,23 +2733,8 @@
             <w:shd w:val="clear" w:color="auto" w:fill="FFFFFF" w:themeFill="background1"/>
           </w:tcPr>
           <w:p>
-            <w:pPr>
-              <w:pStyle w:val="NoSpacing"/>
-              <w:rPr>
-                <w:b/>
-                <w:bCs/>
-                <w:sz w:val="20"/>
-                <w:szCs w:val="20"/>
-              </w:rPr>
-            </w:pPr>
-            <w:r>
-              <w:rPr>
-                <w:b/>
-                <w:bCs/>
-                <w:sz w:val="20"/>
-                <w:szCs w:val="20"/>
-              </w:rPr>
-              <w:t>Evaluator's Recommendation</w:t>
+            <w:r>
+              <w:t>{{ recommendation }}</w:t>
             </w:r>
           </w:p>
         </w:tc>

--- a/HR Documents/Employee Contract Renewal Assessment Form Word.docx
+++ b/HR Documents/Employee Contract Renewal Assessment Form Word.docx
@@ -132,7 +132,7 @@
           </w:tcPr>
           <w:p>
             <w:r>
-              <w:t>{{ employee_name }}</w:t>
+              <w:t>Employee Name: {{ employee_name }}</w:t>
             </w:r>
           </w:p>
         </w:tc>
@@ -156,7 +156,7 @@
           </w:tcPr>
           <w:p>
             <w:r>
-              <w:t>{{ date_of_evaluation }}</w:t>
+              <w:t>Date Of Evaluation: {{ date_of_evaluation }}</w:t>
             </w:r>
           </w:p>
         </w:tc>
@@ -185,7 +185,7 @@
           </w:tcPr>
           <w:p>
             <w:r>
-              <w:t>{{ employee_id }}</w:t>
+              <w:t>Employee Id: {{ employee_id }}</w:t>
             </w:r>
           </w:p>
         </w:tc>
@@ -209,7 +209,7 @@
           </w:tcPr>
           <w:p>
             <w:r>
-              <w:t>{{ date_of_joining }}</w:t>
+              <w:t>Date Of Joining: {{ date_of_joining }}</w:t>
             </w:r>
           </w:p>
         </w:tc>
@@ -238,7 +238,7 @@
           </w:tcPr>
           <w:p>
             <w:r>
-              <w:t>{{ department }}</w:t>
+              <w:t>Department/Section: {{ department }}</w:t>
             </w:r>
           </w:p>
         </w:tc>
@@ -262,7 +262,7 @@
           </w:tcPr>
           <w:p>
             <w:r>
-              <w:t>{{ contract_end_date }}</w:t>
+              <w:t>Contract End Date: {{ contract_end_date }}</w:t>
             </w:r>
           </w:p>
         </w:tc>
@@ -291,7 +291,7 @@
           </w:tcPr>
           <w:p>
             <w:r>
-              <w:t>{{ evaluation_by }}</w:t>
+              <w:t>Evaluation By: {{ evaluation_by }}</w:t>
             </w:r>
           </w:p>
         </w:tc>
@@ -315,7 +315,7 @@
           </w:tcPr>
           <w:p>
             <w:r>
-              <w:t>{{ designation }}</w:t>
+              <w:t>Designation: {{ designation }}</w:t>
             </w:r>
           </w:p>
         </w:tc>
@@ -2622,7 +2622,7 @@
           </w:tcPr>
           <w:p>
             <w:r>
-              <w:t>{{ strength }}</w:t>
+              <w:t>strength {{ strength }}</w:t>
             </w:r>
           </w:p>
         </w:tc>
@@ -2705,7 +2705,7 @@
           </w:tcPr>
           <w:p>
             <w:r>
-              <w:t>{{ overall_score }}</w:t>
+              <w:t>OVERALL SCORE: {{ overall_score }}</w:t>
             </w:r>
           </w:p>
         </w:tc>
@@ -2734,7 +2734,7 @@
           </w:tcPr>
           <w:p>
             <w:r>
-              <w:t>{{ recommendation }}</w:t>
+              <w:t>recommendation {{ recommendation }}</w:t>
             </w:r>
           </w:p>
         </w:tc>

--- a/HR Documents/Employee Contract Renewal Assessment Form Word.docx
+++ b/HR Documents/Employee Contract Renewal Assessment Form Word.docx
@@ -132,7 +132,7 @@
           </w:tcPr>
           <w:p>
             <w:r>
-              <w:t>Employee Name: {{ employee_name }}</w:t>
+              <w:t>{{ employee_name }}</w:t>
             </w:r>
           </w:p>
         </w:tc>
@@ -156,7 +156,7 @@
           </w:tcPr>
           <w:p>
             <w:r>
-              <w:t>Date Of Evaluation: {{ date_of_evaluation }}</w:t>
+              <w:t>{{ date_of_evaluation }}</w:t>
             </w:r>
           </w:p>
         </w:tc>
@@ -185,7 +185,7 @@
           </w:tcPr>
           <w:p>
             <w:r>
-              <w:t>Employee Id: {{ employee_id }}</w:t>
+              <w:t>{{ employee_id }}</w:t>
             </w:r>
           </w:p>
         </w:tc>
@@ -209,7 +209,7 @@
           </w:tcPr>
           <w:p>
             <w:r>
-              <w:t>Date Of Joining: {{ date_of_joining }}</w:t>
+              <w:t>{{ date_of_joining }}</w:t>
             </w:r>
           </w:p>
         </w:tc>
@@ -238,7 +238,7 @@
           </w:tcPr>
           <w:p>
             <w:r>
-              <w:t>Department/Section: {{ department }}</w:t>
+              <w:t>{{ department }}</w:t>
             </w:r>
           </w:p>
         </w:tc>
@@ -262,7 +262,7 @@
           </w:tcPr>
           <w:p>
             <w:r>
-              <w:t>Contract End Date: {{ contract_end_date }}</w:t>
+              <w:t>{{ contract_end_date }}</w:t>
             </w:r>
           </w:p>
         </w:tc>
@@ -291,7 +291,7 @@
           </w:tcPr>
           <w:p>
             <w:r>
-              <w:t>Evaluation By: {{ evaluation_by }}</w:t>
+              <w:t>{{ evaluation_by }}</w:t>
             </w:r>
           </w:p>
         </w:tc>
@@ -315,7 +315,7 @@
           </w:tcPr>
           <w:p>
             <w:r>
-              <w:t>Designation: {{ designation }}</w:t>
+              <w:t>{{ designation }}</w:t>
             </w:r>
           </w:p>
         </w:tc>
@@ -918,6 +918,9 @@
             <w:pPr>
               <w:pStyle w:val="NoSpacing"/>
             </w:pPr>
+            <w:r>
+              <w:t>{{ rating_01a }}</w:t>
+            </w:r>
           </w:p>
         </w:tc>
       </w:tr>
@@ -1006,6 +1009,9 @@
             <w:pPr>
               <w:pStyle w:val="NoSpacing"/>
             </w:pPr>
+            <w:r>
+              <w:t>{{ rating_01b }}</w:t>
+            </w:r>
           </w:p>
         </w:tc>
       </w:tr>
@@ -1094,6 +1100,9 @@
             <w:pPr>
               <w:pStyle w:val="NoSpacing"/>
             </w:pPr>
+            <w:r>
+              <w:t>{{ rating_01c }}</w:t>
+            </w:r>
           </w:p>
         </w:tc>
       </w:tr>
@@ -1182,6 +1191,9 @@
             <w:pPr>
               <w:pStyle w:val="NoSpacing"/>
             </w:pPr>
+            <w:r>
+              <w:t>{{ rating_01d }}</w:t>
+            </w:r>
           </w:p>
         </w:tc>
       </w:tr>
@@ -1270,6 +1282,9 @@
             <w:pPr>
               <w:pStyle w:val="NoSpacing"/>
             </w:pPr>
+            <w:r>
+              <w:t>{{ rating_01e }}</w:t>
+            </w:r>
           </w:p>
         </w:tc>
       </w:tr>
@@ -1414,6 +1429,9 @@
             <w:pPr>
               <w:pStyle w:val="NoSpacing"/>
             </w:pPr>
+            <w:r>
+              <w:t>{{ rating_02a }}</w:t>
+            </w:r>
           </w:p>
         </w:tc>
       </w:tr>
@@ -1499,6 +1517,9 @@
             <w:pPr>
               <w:pStyle w:val="NoSpacing"/>
             </w:pPr>
+            <w:r>
+              <w:t>{{ rating_02b }}</w:t>
+            </w:r>
           </w:p>
         </w:tc>
       </w:tr>
@@ -1584,6 +1605,9 @@
             <w:pPr>
               <w:pStyle w:val="NoSpacing"/>
             </w:pPr>
+            <w:r>
+              <w:t>{{ rating_02c }}</w:t>
+            </w:r>
           </w:p>
         </w:tc>
       </w:tr>
@@ -1669,6 +1693,9 @@
             <w:pPr>
               <w:pStyle w:val="NoSpacing"/>
             </w:pPr>
+            <w:r>
+              <w:t>{{ rating_02d }}</w:t>
+            </w:r>
           </w:p>
         </w:tc>
       </w:tr>
@@ -1754,6 +1781,9 @@
             <w:pPr>
               <w:pStyle w:val="NoSpacing"/>
             </w:pPr>
+            <w:r>
+              <w:t>{{ rating_02e }}</w:t>
+            </w:r>
           </w:p>
         </w:tc>
       </w:tr>
@@ -1892,6 +1922,9 @@
             <w:pPr>
               <w:pStyle w:val="NoSpacing"/>
             </w:pPr>
+            <w:r>
+              <w:t>{{ rating_03a }}</w:t>
+            </w:r>
           </w:p>
         </w:tc>
       </w:tr>
@@ -1977,6 +2010,9 @@
             <w:pPr>
               <w:pStyle w:val="NoSpacing"/>
             </w:pPr>
+            <w:r>
+              <w:t>{{ rating_03b }}</w:t>
+            </w:r>
           </w:p>
         </w:tc>
       </w:tr>
@@ -2062,6 +2098,9 @@
             <w:pPr>
               <w:pStyle w:val="NoSpacing"/>
             </w:pPr>
+            <w:r>
+              <w:t>{{ rating_03c }}</w:t>
+            </w:r>
           </w:p>
         </w:tc>
       </w:tr>
@@ -2147,6 +2186,9 @@
             <w:pPr>
               <w:pStyle w:val="NoSpacing"/>
             </w:pPr>
+            <w:r>
+              <w:t>{{ rating_03d }}</w:t>
+            </w:r>
           </w:p>
         </w:tc>
       </w:tr>
@@ -2232,6 +2274,9 @@
             <w:pPr>
               <w:pStyle w:val="NoSpacing"/>
             </w:pPr>
+            <w:r>
+              <w:t>{{ rating_03e }}</w:t>
+            </w:r>
           </w:p>
         </w:tc>
       </w:tr>
@@ -2372,6 +2417,9 @@
             <w:pPr>
               <w:pStyle w:val="NoSpacing"/>
             </w:pPr>
+            <w:r>
+              <w:t>{{ rating_04a }}</w:t>
+            </w:r>
           </w:p>
         </w:tc>
       </w:tr>
@@ -2457,6 +2505,9 @@
             <w:pPr>
               <w:pStyle w:val="NoSpacing"/>
             </w:pPr>
+            <w:r>
+              <w:t>{{ rating_04b }}</w:t>
+            </w:r>
           </w:p>
         </w:tc>
       </w:tr>
@@ -2542,6 +2593,9 @@
             <w:pPr>
               <w:pStyle w:val="NoSpacing"/>
             </w:pPr>
+            <w:r>
+              <w:t>{{ rating_04c }}</w:t>
+            </w:r>
           </w:p>
         </w:tc>
       </w:tr>
@@ -2622,7 +2676,7 @@
           </w:tcPr>
           <w:p>
             <w:r>
-              <w:t>strength {{ strength }}</w:t>
+              <w:t>{{ strength }}</w:t>
             </w:r>
           </w:p>
         </w:tc>
@@ -2690,6 +2744,9 @@
             <w:pPr>
               <w:pStyle w:val="NoSpacing"/>
             </w:pPr>
+            <w:r>
+              <w:t>{{ areas_for_improvement }}</w:t>
+            </w:r>
           </w:p>
         </w:tc>
       </w:tr>
@@ -2705,7 +2762,7 @@
           </w:tcPr>
           <w:p>
             <w:r>
-              <w:t>OVERALL SCORE: {{ overall_score }}</w:t>
+              <w:t>{{ overall_score }}</w:t>
             </w:r>
           </w:p>
         </w:tc>
@@ -2718,6 +2775,9 @@
             <w:pPr>
               <w:pStyle w:val="NoSpacing"/>
             </w:pPr>
+            <w:r>
+              <w:t>{{ overall_score }}</w:t>
+            </w:r>
           </w:p>
         </w:tc>
       </w:tr>
@@ -2734,7 +2794,7 @@
           </w:tcPr>
           <w:p>
             <w:r>
-              <w:t>recommendation {{ recommendation }}</w:t>
+              <w:t>{{ recommendation }}</w:t>
             </w:r>
           </w:p>
         </w:tc>
@@ -2920,23 +2980,122 @@
                 <w:b/>
                 <w:bCs/>
               </w:rPr>
-              <w:t>Evaluator’s Signature:</w:t>
-            </w:r>
-            <w:r>
-              <w:t xml:space="preserve"> _____________________</w:t>
-            </w:r>
-            <w:r>
+              <w:t>Evaluator’s Signature: {{ evaluator_signature }}</w:t>
               <w:br/>
-            </w:r>
-            <w:r>
-              <w:rPr>
-                <w:b/>
-                <w:bCs/>
-              </w:rPr>
-              <w:t>Date:</w:t>
-            </w:r>
-            <w:r>
-              <w:t xml:space="preserve"> _________________</w:t>
+              <w:t>Date: {{ evaluator_date }}________</w:t>
+            </w:r>
+            <w:r/>
+            <w:r/>
+            <w:r>
+              <w:rPr>
+                <w:b/>
+                <w:bCs/>
+              </w:rPr>
+            </w:r>
+            <w:r/>
+          </w:p>
+        </w:tc>
+      </w:tr>
+    </w:tbl>
+    <w:tbl>
+      <w:tblPr>
+        <w:tblW w:type="auto" w:w="0"/>
+        <w:tblLook w:firstColumn="1" w:firstRow="1" w:lastColumn="0" w:lastRow="0" w:noHBand="0" w:noVBand="1" w:val="04A0"/>
+        <w:tblBorders>
+          <w:top w:val="single" w:sz="4" w:space="0" w:color="000000"/>
+          <w:left w:val="single" w:sz="4" w:space="0" w:color="000000"/>
+          <w:bottom w:val="single" w:sz="4" w:space="0" w:color="000000"/>
+          <w:right w:val="single" w:sz="4" w:space="0" w:color="000000"/>
+          <w:insideH w:val="single" w:sz="4" w:space="0" w:color="000000"/>
+          <w:insideV w:val="single" w:sz="4" w:space="0" w:color="000000"/>
+        </w:tblBorders>
+      </w:tblPr>
+      <w:tblGrid>
+        <w:gridCol w:w="2256"/>
+        <w:gridCol w:w="2256"/>
+        <w:gridCol w:w="2256"/>
+        <w:gridCol w:w="2256"/>
+      </w:tblGrid>
+      <w:tr>
+        <w:tc>
+          <w:tcPr>
+            <w:tcW w:type="dxa" w:w="2256"/>
+          </w:tcPr>
+          <w:p>
+            <w:r>
+              <w:t>HR Signature:</w:t>
+            </w:r>
+          </w:p>
+        </w:tc>
+        <w:tc>
+          <w:tcPr>
+            <w:tcW w:type="dxa" w:w="2256"/>
+          </w:tcPr>
+          <w:p>
+            <w:r>
+              <w:t>{{ hr_signature }}</w:t>
+            </w:r>
+          </w:p>
+        </w:tc>
+        <w:tc>
+          <w:tcPr>
+            <w:tcW w:type="dxa" w:w="2256"/>
+          </w:tcPr>
+          <w:p>
+            <w:r>
+              <w:t>GM Signature:</w:t>
+            </w:r>
+          </w:p>
+        </w:tc>
+        <w:tc>
+          <w:tcPr>
+            <w:tcW w:type="dxa" w:w="2256"/>
+          </w:tcPr>
+          <w:p>
+            <w:r>
+              <w:t>{{ gm_signature }}</w:t>
+            </w:r>
+          </w:p>
+        </w:tc>
+      </w:tr>
+      <w:tr>
+        <w:tc>
+          <w:tcPr>
+            <w:tcW w:type="dxa" w:w="2256"/>
+          </w:tcPr>
+          <w:p>
+            <w:r>
+              <w:t>HR Remarks:</w:t>
+            </w:r>
+          </w:p>
+        </w:tc>
+        <w:tc>
+          <w:tcPr>
+            <w:tcW w:type="dxa" w:w="2256"/>
+          </w:tcPr>
+          <w:p>
+            <w:r>
+              <w:t>{{ hr_remarks }}</w:t>
+            </w:r>
+          </w:p>
+        </w:tc>
+        <w:tc>
+          <w:tcPr>
+            <w:tcW w:type="dxa" w:w="2256"/>
+          </w:tcPr>
+          <w:p>
+            <w:r>
+              <w:t>GM Remarks:</w:t>
+            </w:r>
+          </w:p>
+        </w:tc>
+        <w:tc>
+          <w:tcPr>
+            <w:tcW w:type="dxa" w:w="2256"/>
+          </w:tcPr>
+          <w:p>
+            <w:r>
+              <w:t>{{ gm_remarks }}</w:t>
             </w:r>
           </w:p>
         </w:tc>
